--- a/por/docx/39.content.docx
+++ b/por/docx/39.content.docx
@@ -353,36 +353,24 @@
         </w:rPr>
         <w:t>A descrição no título do livro (</w:t>
       </w:r>
-      <w:hyperlink r:id="rId13">
-        <w:r>
-          <w:rPr>
-            <w:lang w:val="pt_PT" w:bidi="pt_PT"/>
-          </w:rPr>
-          <w:rPr>
-            <w:color w:val="0000EE"/>
-            <w:u w:val="single"/>
-          </w:rPr>
-          <w:t>1.1</w:t>
-        </w:r>
-      </w:hyperlink>
+      <w:r>
+        <w:rPr>
+          <w:lang w:val="pt_PT" w:bidi="pt_PT"/>
+        </w:rPr>
+        <w:t>1.1</w:t>
+      </w:r>
       <w:r>
         <w:rPr>
           <w:lang w:val="pt_PT" w:bidi="pt_PT"/>
         </w:rPr>
         <w:t xml:space="preserve">) pode ser traduzida como “a palavra de Yahweh a Israel pela mão de Malaquias” ou “a palavra de Yahweh a Israel pela mão do meu mensageiro”. A última expressão nessa frase também ocorre em </w:t>
       </w:r>
-      <w:hyperlink r:id="rId14">
-        <w:r>
-          <w:rPr>
-            <w:lang w:val="pt_PT" w:bidi="pt_PT"/>
-          </w:rPr>
-          <w:rPr>
-            <w:color w:val="0000EE"/>
-            <w:u w:val="single"/>
-          </w:rPr>
-          <w:t>3.1</w:t>
-        </w:r>
-      </w:hyperlink>
+      <w:r>
+        <w:rPr>
+          <w:lang w:val="pt_PT" w:bidi="pt_PT"/>
+        </w:rPr>
+        <w:t>3.1</w:t>
+      </w:r>
       <w:r>
         <w:rPr>
           <w:lang w:val="pt_PT" w:bidi="pt_PT"/>
@@ -6051,18 +6039,12 @@
         </w:rPr>
         <w:t xml:space="preserve"> Veja como você traduziu a expressão semelhante em </w:t>
       </w:r>
-      <w:hyperlink r:id="rId15">
-        <w:r>
-          <w:rPr>
-            <w:lang w:val="pt_PT" w:bidi="pt_PT"/>
-          </w:rPr>
-          <w:rPr>
-            <w:color w:val="0000EE"/>
-            <w:u w:val="single"/>
-          </w:rPr>
-          <w:t>1.8</w:t>
-        </w:r>
-      </w:hyperlink>
+      <w:r>
+        <w:rPr>
+          <w:lang w:val="pt_PT" w:bidi="pt_PT"/>
+        </w:rPr>
+        <w:t>1.8</w:t>
+      </w:r>
       <w:r>
         <w:rPr>
           <w:lang w:val="pt_PT" w:bidi="pt_PT"/>
@@ -6904,18 +6886,12 @@
         </w:rPr>
         <w:t xml:space="preserve"> por associação para significar sua reputação. Veja como você traduziu a mesma expressão em </w:t>
       </w:r>
-      <w:hyperlink r:id="rId16">
-        <w:r>
-          <w:rPr>
-            <w:lang w:val="pt_PT" w:bidi="pt_PT"/>
-          </w:rPr>
-          <w:rPr>
-            <w:color w:val="0000EE"/>
-            <w:u w:val="single"/>
-          </w:rPr>
-          <w:t>1.6</w:t>
-        </w:r>
-      </w:hyperlink>
+      <w:r>
+        <w:rPr>
+          <w:lang w:val="pt_PT" w:bidi="pt_PT"/>
+        </w:rPr>
+        <w:t>1.6</w:t>
+      </w:r>
       <w:r>
         <w:rPr>
           <w:lang w:val="pt_PT" w:bidi="pt_PT"/>
@@ -7498,18 +7474,12 @@
         </w:rPr>
         <w:t xml:space="preserve">Veja como você traduziu a mesma expressão em </w:t>
       </w:r>
-      <w:hyperlink r:id="rId17">
-        <w:r>
-          <w:rPr>
-            <w:lang w:val="pt_PT" w:bidi="pt_PT"/>
-          </w:rPr>
-          <w:rPr>
-            <w:color w:val="0000EE"/>
-            <w:u w:val="single"/>
-          </w:rPr>
-          <w:t>1.7</w:t>
-        </w:r>
-      </w:hyperlink>
+      <w:r>
+        <w:rPr>
+          <w:lang w:val="pt_PT" w:bidi="pt_PT"/>
+        </w:rPr>
+        <w:t>1.7</w:t>
+      </w:r>
       <w:r>
         <w:rPr>
           <w:lang w:val="pt_PT" w:bidi="pt_PT"/>
@@ -7626,18 +7596,12 @@
         </w:rPr>
         <w:t xml:space="preserve">Na mesma frase em </w:t>
       </w:r>
-      <w:hyperlink r:id="rId17">
-        <w:r>
-          <w:rPr>
-            <w:lang w:val="pt_PT" w:bidi="pt_PT"/>
-          </w:rPr>
-          <w:rPr>
-            <w:color w:val="0000EE"/>
-            <w:u w:val="single"/>
-          </w:rPr>
-          <w:t>1.7</w:t>
-        </w:r>
-      </w:hyperlink>
+      <w:r>
+        <w:rPr>
+          <w:lang w:val="pt_PT" w:bidi="pt_PT"/>
+        </w:rPr>
+        <w:t>1.7</w:t>
+      </w:r>
       <w:r>
         <w:rPr>
           <w:lang w:val="pt_PT" w:bidi="pt_PT"/>
@@ -9838,18 +9802,12 @@
         </w:rPr>
         <w:t xml:space="preserve">Aqui, Yahweh parece estar aludindo implicitamente ao que ele disse em </w:t>
       </w:r>
-      <w:hyperlink r:id="rId18">
-        <w:r>
-          <w:rPr>
-            <w:lang w:val="pt_PT" w:bidi="pt_PT"/>
-          </w:rPr>
-          <w:rPr>
-            <w:color w:val="0000EE"/>
-            <w:u w:val="single"/>
-          </w:rPr>
-          <w:t>Números 25.12–13</w:t>
-        </w:r>
-      </w:hyperlink>
+      <w:r>
+        <w:rPr>
+          <w:lang w:val="pt_PT" w:bidi="pt_PT"/>
+        </w:rPr>
+        <w:t>Números 25.12–13</w:t>
+      </w:r>
       <w:r>
         <w:rPr>
           <w:lang w:val="pt_PT" w:bidi="pt_PT"/>
@@ -9921,18 +9879,12 @@
         </w:rPr>
         <w:t xml:space="preserve"> pode também refletir que esta era uma aliança permanente que não terminaria. As notas para </w:t>
       </w:r>
-      <w:hyperlink r:id="rId19">
-        <w:r>
-          <w:rPr>
-            <w:lang w:val="pt_PT" w:bidi="pt_PT"/>
-          </w:rPr>
-          <w:rPr>
-            <w:color w:val="0000EE"/>
-            <w:u w:val="single"/>
-          </w:rPr>
-          <w:t>2.5</w:t>
-        </w:r>
-      </w:hyperlink>
+      <w:r>
+        <w:rPr>
+          <w:lang w:val="pt_PT" w:bidi="pt_PT"/>
+        </w:rPr>
+        <w:t>2.5</w:t>
+      </w:r>
       <w:r>
         <w:rPr>
           <w:lang w:val="pt_PT" w:bidi="pt_PT"/>
@@ -10206,18 +10158,12 @@
         </w:rPr>
         <w:t xml:space="preserve">" em </w:t>
       </w:r>
-      <w:hyperlink r:id="rId20">
-        <w:r>
-          <w:rPr>
-            <w:lang w:val="pt_PT" w:bidi="pt_PT"/>
-          </w:rPr>
-          <w:rPr>
-            <w:color w:val="0000EE"/>
-            <w:u w:val="single"/>
-          </w:rPr>
-          <w:t>1.9</w:t>
-        </w:r>
-      </w:hyperlink>
+      <w:r>
+        <w:rPr>
+          <w:lang w:val="pt_PT" w:bidi="pt_PT"/>
+        </w:rPr>
+        <w:t>1.9</w:t>
+      </w:r>
       <w:r>
         <w:rPr>
           <w:lang w:val="pt_PT" w:bidi="pt_PT"/>
@@ -11939,18 +11885,12 @@
         </w:rPr>
         <w:t xml:space="preserve"> continue. Ele diz em </w:t>
       </w:r>
-      <w:hyperlink r:id="rId21">
-        <w:r>
-          <w:rPr>
-            <w:lang w:val="pt_PT" w:bidi="pt_PT"/>
-          </w:rPr>
-          <w:rPr>
-            <w:color w:val="0000EE"/>
-            <w:u w:val="single"/>
-          </w:rPr>
-          <w:t>3.3</w:t>
-        </w:r>
-      </w:hyperlink>
+      <w:r>
+        <w:rPr>
+          <w:lang w:val="pt_PT" w:bidi="pt_PT"/>
+        </w:rPr>
+        <w:t>3.3</w:t>
+      </w:r>
       <w:r>
         <w:rPr>
           <w:lang w:val="pt_PT" w:bidi="pt_PT"/>
@@ -14656,18 +14596,12 @@
         </w:rPr>
         <w:t xml:space="preserve">Veja como você traduziu a expressão semelhante em </w:t>
       </w:r>
-      <w:hyperlink r:id="rId22">
-        <w:r>
-          <w:rPr>
-            <w:lang w:val="pt_PT" w:bidi="pt_PT"/>
-          </w:rPr>
-          <w:rPr>
-            <w:color w:val="0000EE"/>
-            <w:u w:val="single"/>
-          </w:rPr>
-          <w:t>2.6</w:t>
-        </w:r>
-      </w:hyperlink>
+      <w:r>
+        <w:rPr>
+          <w:lang w:val="pt_PT" w:bidi="pt_PT"/>
+        </w:rPr>
+        <w:t>2.6</w:t>
+      </w:r>
       <w:r>
         <w:rPr>
           <w:lang w:val="pt_PT" w:bidi="pt_PT"/>
@@ -15030,18 +14964,12 @@
         </w:rPr>
         <w:t xml:space="preserve">, ou seja, estragaram fisicamente e tornaram inútil, como as colheitas comidas por pragas descritas com o mesmo termo em </w:t>
       </w:r>
-      <w:hyperlink r:id="rId23">
-        <w:r>
-          <w:rPr>
-            <w:lang w:val="pt_PT" w:bidi="pt_PT"/>
-          </w:rPr>
-          <w:rPr>
-            <w:color w:val="0000EE"/>
-            <w:u w:val="single"/>
-          </w:rPr>
-          <w:t>3.11</w:t>
-        </w:r>
-      </w:hyperlink>
+      <w:r>
+        <w:rPr>
+          <w:lang w:val="pt_PT" w:bidi="pt_PT"/>
+        </w:rPr>
+        <w:t>3.11</w:t>
+      </w:r>
       <w:r>
         <w:rPr>
           <w:lang w:val="pt_PT" w:bidi="pt_PT"/>
@@ -15158,18 +15086,12 @@
         </w:rPr>
         <w:t xml:space="preserve">. Veja como você traduziu a expressão semelhante em </w:t>
       </w:r>
-      <w:hyperlink r:id="rId24">
-        <w:r>
-          <w:rPr>
-            <w:lang w:val="pt_PT" w:bidi="pt_PT"/>
-          </w:rPr>
-          <w:rPr>
-            <w:color w:val="0000EE"/>
-            <w:u w:val="single"/>
-          </w:rPr>
-          <w:t>2.4</w:t>
-        </w:r>
-      </w:hyperlink>
+      <w:r>
+        <w:rPr>
+          <w:lang w:val="pt_PT" w:bidi="pt_PT"/>
+        </w:rPr>
+        <w:t>2.4</w:t>
+      </w:r>
       <w:r>
         <w:rPr>
           <w:lang w:val="pt_PT" w:bidi="pt_PT"/>
@@ -15286,18 +15208,12 @@
         </w:rPr>
         <w:t xml:space="preserve">. Veja como você traduziu a expressão semelhante em </w:t>
       </w:r>
-      <w:hyperlink r:id="rId15">
-        <w:r>
-          <w:rPr>
-            <w:lang w:val="pt_PT" w:bidi="pt_PT"/>
-          </w:rPr>
-          <w:rPr>
-            <w:color w:val="0000EE"/>
-            <w:u w:val="single"/>
-          </w:rPr>
-          <w:t>1.8</w:t>
-        </w:r>
-      </w:hyperlink>
+      <w:r>
+        <w:rPr>
+          <w:lang w:val="pt_PT" w:bidi="pt_PT"/>
+        </w:rPr>
+        <w:t>1.8</w:t>
+      </w:r>
       <w:r>
         <w:rPr>
           <w:lang w:val="pt_PT" w:bidi="pt_PT"/>
@@ -19521,18 +19437,12 @@
         </w:rPr>
         <w:t xml:space="preserve">é uma expressão que as pessoas desta cultura costumavam usar para indicar que estavam prestes a fazer algo. Veja como você traduziu a expressão semelhante em </w:t>
       </w:r>
-      <w:hyperlink r:id="rId25">
-        <w:r>
-          <w:rPr>
-            <w:lang w:val="pt_PT" w:bidi="pt_PT"/>
-          </w:rPr>
-          <w:rPr>
-            <w:color w:val="0000EE"/>
-            <w:u w:val="single"/>
-          </w:rPr>
-          <w:t>2.3</w:t>
-        </w:r>
-      </w:hyperlink>
+      <w:r>
+        <w:rPr>
+          <w:lang w:val="pt_PT" w:bidi="pt_PT"/>
+        </w:rPr>
+        <w:t>2.3</w:t>
+      </w:r>
       <w:r>
         <w:rPr>
           <w:lang w:val="pt_PT" w:bidi="pt_PT"/>
@@ -19895,18 +19805,12 @@
         </w:rPr>
         <w:t xml:space="preserve">. Yahweh usa esta expressão para chamar a atenção do povo. Veja como você traduziu um uso semelhante desta palavra em </w:t>
       </w:r>
-      <w:hyperlink r:id="rId26">
-        <w:r>
-          <w:rPr>
-            <w:lang w:val="pt_PT" w:bidi="pt_PT"/>
-          </w:rPr>
-          <w:rPr>
-            <w:color w:val="0000EE"/>
-            <w:u w:val="single"/>
-          </w:rPr>
-          <w:t>1.13</w:t>
-        </w:r>
-      </w:hyperlink>
+      <w:r>
+        <w:rPr>
+          <w:lang w:val="pt_PT" w:bidi="pt_PT"/>
+        </w:rPr>
+        <w:t>1.13</w:t>
+      </w:r>
       <w:r>
         <w:rPr>
           <w:lang w:val="pt_PT" w:bidi="pt_PT"/>
@@ -22172,18 +22076,12 @@
         </w:rPr>
         <w:t xml:space="preserve"> de seu antepassado Jacó. Veja como você traduziu a expressão semelhante em </w:t>
       </w:r>
-      <w:hyperlink r:id="rId21">
-        <w:r>
-          <w:rPr>
-            <w:lang w:val="pt_PT" w:bidi="pt_PT"/>
-          </w:rPr>
-          <w:rPr>
-            <w:color w:val="0000EE"/>
-            <w:u w:val="single"/>
-          </w:rPr>
-          <w:t>3.3</w:t>
-        </w:r>
-      </w:hyperlink>
+      <w:r>
+        <w:rPr>
+          <w:lang w:val="pt_PT" w:bidi="pt_PT"/>
+        </w:rPr>
+        <w:t>3.3</w:t>
+      </w:r>
       <w:r>
         <w:rPr>
           <w:lang w:val="pt_PT" w:bidi="pt_PT"/>
@@ -22727,18 +22625,12 @@
         </w:rPr>
         <w:t xml:space="preserve"> para obter informação. Em vez disso, ele está perguntando e depois respondendo à sua própria pergunta. Veja como você traduziu a expressão semelhante em </w:t>
       </w:r>
-      <w:hyperlink r:id="rId27">
-        <w:r>
-          <w:rPr>
-            <w:lang w:val="pt_PT" w:bidi="pt_PT"/>
-          </w:rPr>
-          <w:rPr>
-            <w:color w:val="0000EE"/>
-            <w:u w:val="single"/>
-          </w:rPr>
-          <w:t>2.15</w:t>
-        </w:r>
-      </w:hyperlink>
+      <w:r>
+        <w:rPr>
+          <w:lang w:val="pt_PT" w:bidi="pt_PT"/>
+        </w:rPr>
+        <w:t>2.15</w:t>
+      </w:r>
       <w:r>
         <w:rPr>
           <w:lang w:val="pt_PT" w:bidi="pt_PT"/>
@@ -27066,18 +26958,12 @@
         </w:rPr>
         <w:t>Embora os ouvintes de Malaquias e gerações posteriores de judeus pudessem ter esperado que essa profecia fosse cumprida pelo retorno do próprio Elias, Jesus explicou que ela foi cumprida através da vida e testemunho de João Batista (</w:t>
       </w:r>
-      <w:hyperlink r:id="rId28">
-        <w:r>
-          <w:rPr>
-            <w:lang w:val="pt_PT" w:bidi="pt_PT"/>
-          </w:rPr>
-          <w:rPr>
-            <w:color w:val="0000EE"/>
-            <w:u w:val="single"/>
-          </w:rPr>
-          <w:t>Mateus 17.10–13</w:t>
-        </w:r>
-      </w:hyperlink>
+      <w:r>
+        <w:rPr>
+          <w:lang w:val="pt_PT" w:bidi="pt_PT"/>
+        </w:rPr>
+        <w:t>Mateus 17.10–13</w:t>
+      </w:r>
       <w:r>
         <w:rPr>
           <w:lang w:val="pt_PT" w:bidi="pt_PT"/>
@@ -28941,18 +28827,12 @@
         </w:rPr>
         <w:t xml:space="preserve">Veja como você traduziu esta expressão em </w:t>
       </w:r>
-      <w:hyperlink r:id="rId29">
-        <w:r>
-          <w:rPr>
-            <w:lang w:val="pt_PT" w:bidi="pt_PT"/>
-          </w:rPr>
-          <w:rPr>
-            <w:color w:val="0000EE"/>
-            <w:u w:val="single"/>
-          </w:rPr>
-          <w:t>3.17</w:t>
-        </w:r>
-      </w:hyperlink>
+      <w:r>
+        <w:rPr>
+          <w:lang w:val="pt_PT" w:bidi="pt_PT"/>
+        </w:rPr>
+        <w:t>3.17</w:t>
+      </w:r>
       <w:r>
         <w:rPr>
           <w:lang w:val="pt_PT" w:bidi="pt_PT"/>
@@ -29289,18 +29169,12 @@
         </w:rPr>
         <w:t xml:space="preserve">" em </w:t>
       </w:r>
-      <w:hyperlink r:id="rId30">
-        <w:r>
-          <w:rPr>
-            <w:lang w:val="pt_PT" w:bidi="pt_PT"/>
-          </w:rPr>
-          <w:rPr>
-            <w:color w:val="0000EE"/>
-            <w:u w:val="single"/>
-          </w:rPr>
-          <w:t>4.1</w:t>
-        </w:r>
-      </w:hyperlink>
+      <w:r>
+        <w:rPr>
+          <w:lang w:val="pt_PT" w:bidi="pt_PT"/>
+        </w:rPr>
+        <w:t>4.1</w:t>
+      </w:r>
       <w:r>
         <w:rPr>
           <w:lang w:val="pt_PT" w:bidi="pt_PT"/>
